--- a/原题/第六周原题/输入输出.docx
+++ b/原题/第六周原题/输入输出.docx
@@ -645,7 +645,7 @@
         <w:rPr>
           <w:rFonts w:ascii="Times New Roman" w:eastAsiaTheme="minorEastAsia" w:hAnsi="Times New Roman" w:cs="Times New Roman"/>
         </w:rPr>
-        <w:t>查看当前工作文件下是否有该文件</w:t>
+        <w:t>查看当前工作目录下是否有该文件</w:t>
       </w:r>
       <w:r>
         <w:rPr>
@@ -741,7 +741,7 @@
         <w:rPr>
           <w:rFonts w:ascii="Times New Roman" w:eastAsiaTheme="minorEastAsia" w:hAnsi="Times New Roman" w:cs="Times New Roman"/>
         </w:rPr>
-        <w:t>查看当前工作文件下是否有该文件</w:t>
+        <w:t>查看当前工作目录下是否有该文件</w:t>
       </w:r>
       <w:r>
         <w:rPr>
@@ -2112,19 +2112,19 @@
         <w:rPr>
           <w:rFonts w:ascii="Times New Roman" w:eastAsiaTheme="minorEastAsia" w:hAnsi="Times New Roman" w:cs="Times New Roman"/>
         </w:rPr>
-        <w:t>行，赋值结合</w:t>
-      </w:r>
-      <w:r>
-        <w:rPr>
-          <w:rFonts w:ascii="Times New Roman" w:eastAsiaTheme="minorEastAsia" w:hAnsi="Times New Roman" w:cs="Times New Roman"/>
-        </w:rPr>
-        <w:t>row</w:t>
-      </w:r>
-      <w:r>
-        <w:rPr>
-          <w:rFonts w:ascii="Times New Roman" w:eastAsiaTheme="minorEastAsia" w:hAnsi="Times New Roman" w:cs="Times New Roman"/>
-        </w:rPr>
-        <w:t>.5.8</w:t>
+        <w:t>行，赋值给row.5.8</w:t>
+      </w:r>
+      <w:r>
+        <w:rPr>
+          <w:rFonts w:ascii="Times New Roman" w:eastAsiaTheme="minorEastAsia" w:hAnsi="Times New Roman" w:cs="Times New Roman"/>
+        </w:rPr>
+        <w:t/>
+      </w:r>
+      <w:r>
+        <w:rPr>
+          <w:rFonts w:ascii="Times New Roman" w:eastAsiaTheme="minorEastAsia" w:hAnsi="Times New Roman" w:cs="Times New Roman"/>
+        </w:rPr>
+        <w:t/>
       </w:r>
       <w:r>
         <w:rPr>
@@ -2446,25 +2446,25 @@
         <w:rPr>
           <w:rFonts w:ascii="Times New Roman" w:hAnsi="Times New Roman" w:cs="Times New Roman"/>
         </w:rPr>
-        <w:t>列（可以先打开</w:t>
-      </w:r>
-      <w:r>
-        <w:rPr>
-          <w:rFonts w:ascii="Times New Roman" w:hAnsi="Times New Roman" w:cs="Times New Roman"/>
-        </w:rPr>
-        <w:t>data4</w:t>
-      </w:r>
-      <w:r>
-        <w:rPr>
-          <w:rFonts w:ascii="Times New Roman" w:hAnsi="Times New Roman" w:cs="Times New Roman"/>
-        </w:rPr>
-        <w:t>.txt</w:t>
-      </w:r>
-      <w:r>
-        <w:rPr>
-          <w:rFonts w:ascii="Times New Roman" w:hAnsi="Times New Roman" w:cs="Times New Roman"/>
-        </w:rPr>
-        <w:t>观察一下）的平均值</w:t>
+        <w:t>列（可以先打开data5.txt观察一下</w:t>
+      </w:r>
+      <w:r>
+        <w:rPr>
+          <w:rFonts w:ascii="Times New Roman" w:hAnsi="Times New Roman" w:cs="Times New Roman"/>
+        </w:rPr>
+        <w:t/>
+      </w:r>
+      <w:r>
+        <w:rPr>
+          <w:rFonts w:ascii="Times New Roman" w:hAnsi="Times New Roman" w:cs="Times New Roman"/>
+        </w:rPr>
+        <w:t/>
+      </w:r>
+      <w:r>
+        <w:rPr>
+          <w:rFonts w:ascii="Times New Roman" w:hAnsi="Times New Roman" w:cs="Times New Roman"/>
+        </w:rPr>
+        <w:t>）的平均值</w:t>
       </w:r>
       <w:r>
         <w:rPr>
@@ -2644,28 +2644,28 @@
         <w:rPr>
           <w:rFonts w:ascii="Times New Roman" w:hAnsi="Times New Roman" w:cs="Times New Roman"/>
         </w:rPr>
-        <w:t>read.table</w:t>
+        <w:t>read.table函数和read.csv函数</w:t>
       </w:r>
       <w:proofErr w:type="spellEnd"/>
       <w:r>
         <w:rPr>
           <w:rFonts w:ascii="Times New Roman" w:hAnsi="Times New Roman" w:cs="Times New Roman"/>
         </w:rPr>
-        <w:t>函数和</w:t>
+        <w:t/>
       </w:r>
       <w:proofErr w:type="spellStart"/>
       <w:r>
         <w:rPr>
           <w:rFonts w:ascii="Times New Roman" w:hAnsi="Times New Roman" w:cs="Times New Roman"/>
         </w:rPr>
-        <w:t>read.csb</w:t>
+        <w:t/>
       </w:r>
       <w:proofErr w:type="spellEnd"/>
       <w:r>
         <w:rPr>
           <w:rFonts w:ascii="Times New Roman" w:hAnsi="Times New Roman" w:cs="Times New Roman"/>
         </w:rPr>
-        <w:t>函数。创建脚本文件</w:t>
+        <w:t>。创建脚本文件</w:t>
       </w:r>
       <w:r>
         <w:rPr>
@@ -3430,19 +3430,19 @@
         <w:rPr>
           <w:rFonts w:ascii="Times New Roman" w:eastAsiaTheme="minorEastAsia" w:hAnsi="Times New Roman" w:cs="Times New Roman"/>
         </w:rPr>
-        <w:t>数据集中数据写入到文</w:t>
-      </w:r>
-      <w:r>
-        <w:rPr>
-          <w:rFonts w:ascii="Times New Roman" w:eastAsiaTheme="minorEastAsia" w:hAnsi="Times New Roman" w:cs="Times New Roman"/>
-        </w:rPr>
-        <w:t>write.iris.txt</w:t>
-      </w:r>
-      <w:r>
-        <w:rPr>
-          <w:rFonts w:ascii="Times New Roman" w:eastAsiaTheme="minorEastAsia" w:hAnsi="Times New Roman" w:cs="Times New Roman"/>
-        </w:rPr>
-        <w:t>中，且行名为</w:t>
+        <w:t>数据集中数据写入到文件write.iris.txt中</w:t>
+      </w:r>
+      <w:r>
+        <w:rPr>
+          <w:rFonts w:ascii="Times New Roman" w:eastAsiaTheme="minorEastAsia" w:hAnsi="Times New Roman" w:cs="Times New Roman"/>
+        </w:rPr>
+        <w:t/>
+      </w:r>
+      <w:r>
+        <w:rPr>
+          <w:rFonts w:ascii="Times New Roman" w:eastAsiaTheme="minorEastAsia" w:hAnsi="Times New Roman" w:cs="Times New Roman"/>
+        </w:rPr>
+        <w:t>，且行名为</w:t>
       </w:r>
       <w:r>
         <w:rPr>
